--- a/PP-salygos/templates/AK_LT_PASIULYMAS.docx
+++ b/PP-salygos/templates/AK_LT_PASIULYMAS.docx
@@ -109,7 +109,7 @@
           <w:sz w:val="20"/>
           <w:szCs w:val="20"/>
         </w:rPr>
-        <w:t>/ĮMONĖS PAVADINIMAS/</w:t>
+        <w:t>ĮMONĖS PAVADINIMAS</w:t>
       </w:r>
       <w:r>
         <w:rPr>
@@ -1181,7 +1181,16 @@
           <w:sz w:val="20"/>
           <w:szCs w:val="20"/>
         </w:rPr>
-        <w:t>Perkančiajam subjektui raštu pareikalavus, per jo nurodytą terminą bus pateikti dokumentai, patvirtinantys prekių (</w:t>
+        <w:t xml:space="preserve">Perkančiajam subjektui raštu </w:t>
+      </w:r>
+      <w:r>
+        <w:rPr>
+          <w:rFonts w:ascii="Arial" w:hAnsi="Arial" w:cs="Arial"/>
+          <w:sz w:val="20"/>
+          <w:szCs w:val="20"/>
+        </w:rPr>
+        <w:lastRenderedPageBreak/>
+        <w:t>pareikalavus, per jo nurodytą terminą bus pateikti dokumentai, patvirtinantys prekių (</w:t>
       </w:r>
       <w:r>
         <w:rPr>
@@ -1298,24 +1307,15 @@
           <w:sz w:val="20"/>
           <w:szCs w:val="20"/>
         </w:rPr>
-        <w:t>rugppjūčio 1</w:t>
-      </w:r>
-      <w:r>
-        <w:rPr>
-          <w:rFonts w:ascii="Arial" w:hAnsi="Arial" w:cs="Arial"/>
-          <w:sz w:val="20"/>
-          <w:szCs w:val="20"/>
-        </w:rPr>
-        <w:t xml:space="preserve"> d. EPSO-G valdybos </w:t>
-      </w:r>
-      <w:r>
-        <w:rPr>
-          <w:rFonts w:ascii="Arial" w:hAnsi="Arial" w:cs="Arial"/>
-          <w:sz w:val="20"/>
-          <w:szCs w:val="20"/>
-        </w:rPr>
-        <w:lastRenderedPageBreak/>
-        <w:t>patvirtintu EPSO-G įmonių grupės  tiekėjų etikos kodeksu</w:t>
+        <w:t>rugpjūčio 1</w:t>
+      </w:r>
+      <w:r>
+        <w:rPr>
+          <w:rFonts w:ascii="Arial" w:hAnsi="Arial" w:cs="Arial"/>
+          <w:sz w:val="20"/>
+          <w:szCs w:val="20"/>
+        </w:rPr>
+        <w:t xml:space="preserve"> d. EPSO-G valdybos patvirtintu EPSO-G įmonių grupės  tiekėjų etikos kodeksu</w:t>
       </w:r>
       <w:r>
         <w:rPr>
@@ -2510,7 +2510,17 @@
           <w:szCs w:val="20"/>
           <w:lang w:eastAsia="zh-CN"/>
         </w:rPr>
-        <w:t>Ūkio subjektas, kurio pajėgumais remiamasi, Tiekėjo siūlomų prekių gamintojas ar juos kontroliuojantys asmenys yra fiziniai asmenys, nuolat gyvenantys VPĮ 92 straipsnio 15 dalyje numatytame sąraše nurodytose valstybėse ar teritorijose arba turintys šių valstybių pilietybę;</w:t>
+        <w:t xml:space="preserve">Ūkio subjektas, kurio pajėgumais remiamasi, Tiekėjo siūlomų prekių gamintojas ar juos kontroliuojantys asmenys yra fiziniai asmenys, nuolat gyvenantys VPĮ 92 </w:t>
+      </w:r>
+      <w:r>
+        <w:rPr>
+          <w:rFonts w:ascii="Arial" w:hAnsi="Arial" w:cs="Arial"/>
+          <w:sz w:val="20"/>
+          <w:szCs w:val="20"/>
+          <w:lang w:eastAsia="zh-CN"/>
+        </w:rPr>
+        <w:lastRenderedPageBreak/>
+        <w:t>straipsnio 15 dalyje numatytame sąraše nurodytose valstybėse ar teritorijose arba turintys šių valstybių pilietybę;</w:t>
       </w:r>
     </w:p>
     <w:p>
@@ -2566,7 +2576,6 @@
           <w:szCs w:val="20"/>
           <w:lang w:eastAsia="zh-CN"/>
         </w:rPr>
-        <w:lastRenderedPageBreak/>
         <w:t xml:space="preserve">Lietuvos Respublikos Vyriausybė, vadovaudamasi Nacionaliniam saugumui užtikrinti svarbių objektų apsaugos įstatyme įtvirtintais kriterijais, yra priėmusi sprendimą, patvirtinantį, kad šios dalies </w:t>
       </w:r>
       <w:r>
@@ -3766,6 +3775,7 @@
           <w:sz w:val="20"/>
           <w:szCs w:val="20"/>
         </w:rPr>
+        <w:lastRenderedPageBreak/>
         <w:t xml:space="preserve">Pasiūlymo kaina </w:t>
       </w:r>
       <w:r>
@@ -3885,7 +3895,6 @@
                 <w:sz w:val="20"/>
                 <w:szCs w:val="20"/>
               </w:rPr>
-              <w:lastRenderedPageBreak/>
               <w:t>Eil. Nr.</w:t>
             </w:r>
           </w:p>
@@ -5236,6 +5245,7 @@
           <w:sz w:val="20"/>
           <w:szCs w:val="20"/>
         </w:rPr>
+        <w:lastRenderedPageBreak/>
         <w:t>Perkantysis subjektas</w:t>
       </w:r>
       <w:r>
@@ -5287,7 +5297,6 @@
           <w:sz w:val="20"/>
           <w:szCs w:val="20"/>
         </w:rPr>
-        <w:lastRenderedPageBreak/>
         <w:t>5</w:t>
       </w:r>
       <w:r>
@@ -6065,6 +6074,8 @@
       </w:r>
     </w:p>
     <w:sectPr>
+      <w:footerReference w:type="default" r:id="rId11"/>
+      <w:headerReference w:type="first" r:id="rId12"/>
       <w:pgSz w:w="11906" w:h="16838" w:code="9"/>
       <w:pgMar w:top="1134" w:right="567" w:bottom="1134" w:left="1701" w:header="170" w:footer="714" w:gutter="0"/>
       <w:cols w:space="708"/>
@@ -6181,6 +6192,27 @@
 </w:endnotes>
 </file>
 
+<file path=word/footer1.xml><?xml version="1.0" encoding="utf-8"?>
+<w:ftr xmlns:wpc="http://schemas.microsoft.com/office/word/2010/wordprocessingCanvas" xmlns:cx="http://schemas.microsoft.com/office/drawing/2014/chartex" xmlns:cx1="http://schemas.microsoft.com/office/drawing/2015/9/8/chartex" xmlns:cx2="http://schemas.microsoft.com/office/drawing/2015/10/21/chartex" xmlns:cx3="http://schemas.microsoft.com/office/drawing/2016/5/9/chartex" xmlns:cx4="http://schemas.microsoft.com/office/drawing/2016/5/10/chartex" xmlns:cx5="http://schemas.microsoft.com/office/drawing/2016/5/11/chartex" xmlns:cx6="http://schemas.microsoft.com/office/drawing/2016/5/12/chartex" xmlns:cx7="http://schemas.microsoft.com/office/drawing/2016/5/13/chartex" xmlns:cx8="http://schemas.microsoft.com/office/drawing/2016/5/14/chartex" xmlns:mc="http://schemas.openxmlformats.org/markup-compatibility/2006" xmlns:aink="http://schemas.microsoft.com/office/drawing/2016/ink" xmlns:am3d="http://schemas.microsoft.com/office/drawing/2017/model3d" xmlns:o="urn:schemas-microsoft-com:office:office" xmlns:oel="http://schemas.microsoft.com/office/2019/extlst" xmlns:r="http://schemas.openxmlformats.org/officeDocument/2006/relationships" xmlns:m="http://schemas.openxmlformats.org/officeDocument/2006/math" xmlns:v="urn:schemas-microsoft-com:vml" xmlns:wp14="http://schemas.microsoft.com/office/word/2010/wordprocessingDrawing" xmlns:wp="http://schemas.openxmlformats.org/drawingml/2006/wordprocessingDrawing" xmlns:w10="urn:schemas-microsoft-com:office:word" xmlns:w="http://schemas.openxmlformats.org/wordprocessingml/2006/main" xmlns:w14="http://schemas.microsoft.com/office/word/2010/wordml" xmlns:w15="http://schemas.microsoft.com/office/word/2012/wordml" xmlns:w16cex="http://schemas.microsoft.com/office/word/2018/wordml/cex" xmlns:w16cid="http://schemas.microsoft.com/office/word/2016/wordml/cid" xmlns:w16="http://schemas.microsoft.com/office/word/2018/wordml" xmlns:w16du="http://schemas.microsoft.com/office/word/2023/wordml/word16du" xmlns:w16sdtdh="http://schemas.microsoft.com/office/word/2020/wordml/sdtdatahash" xmlns:w16sdtfl="http://schemas.microsoft.com/office/word/2024/wordml/sdtformatlock" xmlns:w16se="http://schemas.microsoft.com/office/word/2015/wordml/symex" xmlns:wpg="http://schemas.microsoft.com/office/word/2010/wordprocessingGroup" xmlns:wpi="http://schemas.microsoft.com/office/word/2010/wordprocessingInk" xmlns:wne="http://schemas.microsoft.com/office/word/2006/wordml" xmlns:wps="http://schemas.microsoft.com/office/word/2010/wordprocessingShape" mc:Ignorable="w14 w15 w16se w16cid w16 w16cex w16sdtdh w16sdtfl w16du wp14">
+  <w:p>
+    <w:pPr>
+      <w:pStyle w:val="Footer"/>
+      <w:jc w:val="center"/>
+    </w:pPr>
+  </w:p>
+  <w:p>
+    <w:pPr>
+      <w:pStyle w:val="Footer"/>
+      <w:jc w:val="center"/>
+      <w:rPr>
+        <w:sz w:val="18"/>
+        <w:szCs w:val="18"/>
+      </w:rPr>
+    </w:pPr>
+  </w:p>
+</w:ftr>
+</file>
+
 <file path=word/footnotes.xml><?xml version="1.0" encoding="utf-8"?>
 <w:footnotes xmlns:wpc="http://schemas.microsoft.com/office/word/2010/wordprocessingCanvas" xmlns:cx="http://schemas.microsoft.com/office/drawing/2014/chartex" xmlns:cx1="http://schemas.microsoft.com/office/drawing/2015/9/8/chartex" xmlns:cx2="http://schemas.microsoft.com/office/drawing/2015/10/21/chartex" xmlns:cx3="http://schemas.microsoft.com/office/drawing/2016/5/9/chartex" xmlns:cx4="http://schemas.microsoft.com/office/drawing/2016/5/10/chartex" xmlns:cx5="http://schemas.microsoft.com/office/drawing/2016/5/11/chartex" xmlns:cx6="http://schemas.microsoft.com/office/drawing/2016/5/12/chartex" xmlns:cx7="http://schemas.microsoft.com/office/drawing/2016/5/13/chartex" xmlns:cx8="http://schemas.microsoft.com/office/drawing/2016/5/14/chartex" xmlns:mc="http://schemas.openxmlformats.org/markup-compatibility/2006" xmlns:aink="http://schemas.microsoft.com/office/drawing/2016/ink" xmlns:am3d="http://schemas.microsoft.com/office/drawing/2017/model3d" xmlns:o="urn:schemas-microsoft-com:office:office" xmlns:oel="http://schemas.microsoft.com/office/2019/extlst" xmlns:r="http://schemas.openxmlformats.org/officeDocument/2006/relationships" xmlns:m="http://schemas.openxmlformats.org/officeDocument/2006/math" xmlns:v="urn:schemas-microsoft-com:vml" xmlns:wp14="http://schemas.microsoft.com/office/word/2010/wordprocessingDrawing" xmlns:wp="http://schemas.openxmlformats.org/drawingml/2006/wordprocessingDrawing" xmlns:w10="urn:schemas-microsoft-com:office:word" xmlns:w="http://schemas.openxmlformats.org/wordprocessingml/2006/main" xmlns:w14="http://schemas.microsoft.com/office/word/2010/wordml" xmlns:w15="http://schemas.microsoft.com/office/word/2012/wordml" xmlns:w16cex="http://schemas.microsoft.com/office/word/2018/wordml/cex" xmlns:w16cid="http://schemas.microsoft.com/office/word/2016/wordml/cid" xmlns:w16="http://schemas.microsoft.com/office/word/2018/wordml" xmlns:w16du="http://schemas.microsoft.com/office/word/2023/wordml/word16du" xmlns:w16sdtdh="http://schemas.microsoft.com/office/word/2020/wordml/sdtdatahash" xmlns:w16sdtfl="http://schemas.microsoft.com/office/word/2024/wordml/sdtformatlock" xmlns:w16se="http://schemas.microsoft.com/office/word/2015/wordml/symex" xmlns:wpg="http://schemas.microsoft.com/office/word/2010/wordprocessingGroup" xmlns:wpi="http://schemas.microsoft.com/office/word/2010/wordprocessingInk" xmlns:wne="http://schemas.microsoft.com/office/word/2006/wordml" xmlns:wps="http://schemas.microsoft.com/office/word/2010/wordprocessingShape" mc:Ignorable="w14 w15 w16se w16cid w16 w16cex w16sdtdh w16sdtfl w16du wp14">
   <w:footnote w:type="separator" w:id="-1">
@@ -7068,6 +7100,79 @@
     </w:p>
   </w:footnote>
 </w:footnotes>
+</file>
+
+<file path=word/header1.xml><?xml version="1.0" encoding="utf-8"?>
+<w:hdr xmlns:wpc="http://schemas.microsoft.com/office/word/2010/wordprocessingCanvas" xmlns:cx="http://schemas.microsoft.com/office/drawing/2014/chartex" xmlns:cx1="http://schemas.microsoft.com/office/drawing/2015/9/8/chartex" xmlns:cx2="http://schemas.microsoft.com/office/drawing/2015/10/21/chartex" xmlns:cx3="http://schemas.microsoft.com/office/drawing/2016/5/9/chartex" xmlns:cx4="http://schemas.microsoft.com/office/drawing/2016/5/10/chartex" xmlns:cx5="http://schemas.microsoft.com/office/drawing/2016/5/11/chartex" xmlns:cx6="http://schemas.microsoft.com/office/drawing/2016/5/12/chartex" xmlns:cx7="http://schemas.microsoft.com/office/drawing/2016/5/13/chartex" xmlns:cx8="http://schemas.microsoft.com/office/drawing/2016/5/14/chartex" xmlns:mc="http://schemas.openxmlformats.org/markup-compatibility/2006" xmlns:aink="http://schemas.microsoft.com/office/drawing/2016/ink" xmlns:am3d="http://schemas.microsoft.com/office/drawing/2017/model3d" xmlns:o="urn:schemas-microsoft-com:office:office" xmlns:oel="http://schemas.microsoft.com/office/2019/extlst" xmlns:r="http://schemas.openxmlformats.org/officeDocument/2006/relationships" xmlns:m="http://schemas.openxmlformats.org/officeDocument/2006/math" xmlns:v="urn:schemas-microsoft-com:vml" xmlns:wp14="http://schemas.microsoft.com/office/word/2010/wordprocessingDrawing" xmlns:wp="http://schemas.openxmlformats.org/drawingml/2006/wordprocessingDrawing" xmlns:w10="urn:schemas-microsoft-com:office:word" xmlns:w="http://schemas.openxmlformats.org/wordprocessingml/2006/main" xmlns:w14="http://schemas.microsoft.com/office/word/2010/wordml" xmlns:w15="http://schemas.microsoft.com/office/word/2012/wordml" xmlns:w16cex="http://schemas.microsoft.com/office/word/2018/wordml/cex" xmlns:w16cid="http://schemas.microsoft.com/office/word/2016/wordml/cid" xmlns:w16="http://schemas.microsoft.com/office/word/2018/wordml" xmlns:w16du="http://schemas.microsoft.com/office/word/2023/wordml/word16du" xmlns:w16sdtdh="http://schemas.microsoft.com/office/word/2020/wordml/sdtdatahash" xmlns:w16sdtfl="http://schemas.microsoft.com/office/word/2024/wordml/sdtformatlock" xmlns:w16se="http://schemas.microsoft.com/office/word/2015/wordml/symex" xmlns:wpg="http://schemas.microsoft.com/office/word/2010/wordprocessingGroup" xmlns:wpi="http://schemas.microsoft.com/office/word/2010/wordprocessingInk" xmlns:wne="http://schemas.microsoft.com/office/word/2006/wordml" xmlns:wps="http://schemas.microsoft.com/office/word/2010/wordprocessingShape" mc:Ignorable="w14 w15 w16se w16cid w16 w16cex w16sdtdh w16sdtfl w16du wp14">
+  <w:p>
+    <w:pPr>
+      <w:pStyle w:val="Header"/>
+      <w:jc w:val="center"/>
+    </w:pPr>
+  </w:p>
+  <w:p>
+    <w:pPr>
+      <w:pStyle w:val="Header"/>
+      <w:jc w:val="center"/>
+    </w:pPr>
+  </w:p>
+  <w:p>
+    <w:pPr>
+      <w:pStyle w:val="Header"/>
+      <w:jc w:val="center"/>
+    </w:pPr>
+    <w:r>
+      <w:rPr>
+        <w:noProof/>
+      </w:rPr>
+      <w:drawing>
+        <wp:inline distT="0" distB="0" distL="0" distR="0" wp14:anchorId="3A0CB81A" wp14:editId="14FF97D0">
+          <wp:extent cx="612250" cy="911232"/>
+          <wp:effectExtent l="0" t="0" r="0" b="3175"/>
+          <wp:docPr id="3" name="Picture 3" descr="A black and white logo&#10;&#10;Description automatically generated with low confidence"/>
+          <wp:cNvGraphicFramePr>
+            <a:graphicFrameLocks xmlns:a="http://schemas.openxmlformats.org/drawingml/2006/main" noChangeAspect="1"/>
+          </wp:cNvGraphicFramePr>
+          <a:graphic xmlns:a="http://schemas.openxmlformats.org/drawingml/2006/main">
+            <a:graphicData uri="http://schemas.openxmlformats.org/drawingml/2006/picture">
+              <pic:pic xmlns:pic="http://schemas.openxmlformats.org/drawingml/2006/picture">
+                <pic:nvPicPr>
+                  <pic:cNvPr id="3" name="Picture 3" descr="A black and white logo&#10;&#10;Description automatically generated with low confidence"/>
+                  <pic:cNvPicPr>
+                    <a:picLocks noChangeAspect="1" noChangeArrowheads="1"/>
+                  </pic:cNvPicPr>
+                </pic:nvPicPr>
+                <pic:blipFill>
+                  <a:blip r:embed="rId1">
+                    <a:extLst>
+                      <a:ext uri="{28A0092B-C50C-407E-A947-70E740481C1C}">
+                        <a14:useLocalDpi xmlns:a14="http://schemas.microsoft.com/office/drawing/2010/main" val="0"/>
+                      </a:ext>
+                    </a:extLst>
+                  </a:blip>
+                  <a:srcRect/>
+                  <a:stretch>
+                    <a:fillRect/>
+                  </a:stretch>
+                </pic:blipFill>
+                <pic:spPr bwMode="auto">
+                  <a:xfrm>
+                    <a:off x="0" y="0"/>
+                    <a:ext cx="615307" cy="915781"/>
+                  </a:xfrm>
+                  <a:prstGeom prst="rect">
+                    <a:avLst/>
+                  </a:prstGeom>
+                  <a:noFill/>
+                </pic:spPr>
+              </pic:pic>
+            </a:graphicData>
+          </a:graphic>
+        </wp:inline>
+      </w:drawing>
+    </w:r>
+  </w:p>
+</w:hdr>
 </file>
 
 <file path=word/numbering.xml><?xml version="1.0" encoding="utf-8"?>
@@ -9630,6 +9735,18 @@
 </a:theme>
 </file>
 
+<file path=customXml/item1.xml><?xml version="1.0" encoding="utf-8"?>
+<b:Sources xmlns:b="http://schemas.openxmlformats.org/officeDocument/2006/bibliography" xmlns="http://schemas.openxmlformats.org/officeDocument/2006/bibliography" SelectedStyle="\APASixthEditionOfficeOnline.xsl" StyleName="APA" Version="6"/>
+</file>
+
+<file path=customXml/itemProps1.xml><?xml version="1.0" encoding="utf-8"?>
+<ds:datastoreItem xmlns:ds="http://schemas.openxmlformats.org/officeDocument/2006/customXml" ds:itemID="{3F5F5925-6B88-47DE-9378-57E4083FA739}">
+  <ds:schemaRefs>
+    <ds:schemaRef ds:uri="http://schemas.openxmlformats.org/officeDocument/2006/bibliography"/>
+  </ds:schemaRefs>
+</ds:datastoreItem>
+</file>
+
 <file path=docMetadata/LabelInfo.xml><?xml version="1.0" encoding="utf-8"?>
 <clbl:labelList xmlns:clbl="http://schemas.microsoft.com/office/2020/mipLabelMetadata">
   <clbl:label id="{434405ce-9876-44cb-8bd1-5c6c207e0b8f}" enabled="1" method="Privileged" siteId="{86bcf768-7bcf-4cd6-b041-b219988b7a9c}" removed="0"/>

--- a/PP-salygos/templates/AK_LT_PASIULYMAS.docx
+++ b/PP-salygos/templates/AK_LT_PASIULYMAS.docx
@@ -1315,7 +1315,7 @@
           <w:sz w:val="20"/>
           <w:szCs w:val="20"/>
         </w:rPr>
-        <w:t xml:space="preserve"> d. EPSO-G valdybos patvirtintu EPSO-G įmonių grupės  tiekėjų etikos kodeksu</w:t>
+        <w:t xml:space="preserve"> d. EPSO-G valdybos patvirtintu EPSO-G įmonių grupės tiekėjų etikos kodeksu</w:t>
       </w:r>
       <w:r>
         <w:rPr>
@@ -1333,7 +1333,7 @@
           <w:sz w:val="20"/>
           <w:szCs w:val="20"/>
         </w:rPr>
-        <w:t xml:space="preserve">  ir 2023 m. birželio 29 d. EPSO-G valdybos patvirtinta EPSO-G įmonių grupės antikorupcinės veiklos politika</w:t>
+        <w:t xml:space="preserve"> ir 2023 m. birželio 29 d. EPSO-G valdybos patvirtinta EPSO-G įmonių grupės antikorupcinės veiklos politika</w:t>
       </w:r>
       <w:r>
         <w:rPr>
@@ -1351,7 +1351,7 @@
           <w:sz w:val="20"/>
           <w:szCs w:val="20"/>
         </w:rPr>
-        <w:t xml:space="preserve">   prieš vykdydami Sutartį.</w:t>
+        <w:t xml:space="preserve"> prieš vykdydami Sutartį.</w:t>
       </w:r>
     </w:p>
     <w:p>
@@ -1841,7 +1841,7 @@
                 <w:sz w:val="20"/>
                 <w:szCs w:val="20"/>
               </w:rPr>
-              <w:t>pats Tiekėjas,  jo kontroliuojamas asmuo)</w:t>
+              <w:t>pats Tiekėjas, jo kontroliuojamas asmuo)</w:t>
             </w:r>
           </w:p>
         </w:tc>
@@ -2673,7 +2673,7 @@
           <w:szCs w:val="20"/>
           <w:lang w:eastAsia="zh-CN"/>
         </w:rPr>
-        <w:t>Tiekėjas, jo subtiekėjas, ūkio subjektas, kurio pajėgumais remiamasi, vykdo veiklą VPĮ 92 straipsnio 15 dalyje numatytame sąraše nurodytose valstybėse ar teritorijose arba yra ūkio subjektų grupės, kurios bet kuris narys vykdo veiklą VPĮ  92 straipsnio 15 dalyje numatytame sąraše nurodytose valstybėse ar teritorijose, narys arba jos vadovas, kitas valdymo ar priežiūros organo narys ar kitas (kiti) asmuo (asmenys), turintis (turintys) teisę atstovauti tiekėjui, subtiekėjui, ūkio subjektui, kurio pajėgumais remiamasi, ar jį kontroliuoti, jo vardu priimti sprendimą, sudaryti sandorį, ir tokiu būdu dalyvauja tokių ūkio subjektų grupių ir (ar) ūkio subjektų veikloje.</w:t>
+        <w:t>Tiekėjas, jo subtiekėjas, ūkio subjektas, kurio pajėgumais remiamasi, vykdo veiklą VPĮ 92 straipsnio 15 dalyje numatytame sąraše nurodytose valstybėse ar teritorijose arba yra ūkio subjektų grupės, kurios bet kuris narys vykdo veiklą VPĮ 92 straipsnio 15 dalyje numatytame sąraše nurodytose valstybėse ar teritorijose, narys arba jos vadovas, kitas valdymo ar priežiūros organo narys ar kitas (kiti) asmuo (asmenys), turintis (turintys) teisę atstovauti tiekėjui, subtiekėjui, ūkio subjektui, kurio pajėgumais remiamasi, ar jį kontroliuoti, jo vardu priimti sprendimą, sudaryti sandorį, ir tokiu būdu dalyvauja tokių ūkio subjektų grupių ir (ar) ūkio subjektų veikloje.</w:t>
       </w:r>
     </w:p>
     <w:p>
@@ -3001,7 +3001,7 @@
           <w:szCs w:val="20"/>
           <w:lang w:eastAsia="zh-CN"/>
         </w:rPr>
-        <w:t xml:space="preserve">Patvirtinu, kad Tiekėjui, Subtiekėjams, kuriuos esu pasitelkęs ar pasitelksiu ateityje, Ūkio subjektams, kurių pajėgumais remiuosi ar (ir) remsiuosi, prekių gamintojams ar juos kontroliuojantiems juridiniams ir (ar) fiziniams asmenims netaikomos  Jungtinių Tautų saugumo tarybos, Europos Sąjungos, kitų tarptautinių organizacijų, kurių narė yra arba kuriose dalyvauja Lietuvos Respublika ar Jungtinių Amerikos Valstijų sankcijos (ribojamosios priemonės). </w:t>
+        <w:t xml:space="preserve">Patvirtinu, kad Tiekėjui, Subtiekėjams, kuriuos esu pasitelkęs ar pasitelksiu ateityje, Ūkio subjektams, kurių pajėgumais remiuosi ar (ir) remsiuosi, prekių gamintojams ar juos kontroliuojantiems juridiniams ir (ar) fiziniams asmenims netaikomos Jungtinių Tautų saugumo tarybos, Europos Sąjungos, kitų tarptautinių organizacijų, kurių narė yra arba kuriose dalyvauja Lietuvos Respublika ar Jungtinių Amerikos Valstijų sankcijos (ribojamosios priemonės). </w:t>
       </w:r>
       <w:bookmarkEnd w:id="5"/>
     </w:p>
@@ -5714,7 +5714,7 @@
                 <w:sz w:val="20"/>
                 <w:szCs w:val="20"/>
               </w:rPr>
-              <w:t>Tiekėjo EBVPD  ir pagrindžiantys dokumentai</w:t>
+              <w:t>Tiekėjo EBVPD ir pagrindžiantys dokumentai</w:t>
             </w:r>
           </w:p>
         </w:tc>

--- a/PP-salygos/templates/AK_LT_PASIULYMAS.docx
+++ b/PP-salygos/templates/AK_LT_PASIULYMAS.docx
@@ -3040,7 +3040,7 @@
           <w:szCs w:val="20"/>
           <w:lang w:eastAsia="zh-CN"/>
         </w:rPr>
-        <w:t>Patvirtinu, kad Tiekėjas, Subtiekėjai, kuriuos esu pasitelkęs ar pasitelksiu ateityje, Ūkio subjektai, kurių pajėgumais remiuosi ar (ir) remsiuosi, yra registruoti (Tiekėjas, Tiekėjų grupės narys, Subtiekėjas, Ūkio subjektas, kurio pajėgumais remiamasi, Kvazisubtiekėjas, kuris yra fizinis asmuo – nuolat gyvenantis ar turintys pilietybę) Europos Sąjungos valstybėje narėje, Šiaurės Atlanto sutarties organizacijos valstybėje narėje ar trečiojoje šalyje, pasirašiusioje PĮ 29 straipsnio 4 dalyje nurodytus tarptautinius susitarimus.</w:t>
+        <w:t>Patvirtinu, kad Tiekėjas, Subtiekėjai, kuriuos esu pasitelkęs ar pasitelksiu ateityje, Ūkio subjektai, kurių pajėgumais remiuosi ar (ir) remsiuosi, yra registruoti (jeigu Tiekėjas, Tiekėjų grupės narys, Subtiekėjas, Ūkio subjektas, kurio pajėgumais remiamasi, ar Kvazisubtiekėjas yra fizinis asmuo – nuolat gyvenantis ar turintis pilietybę) Europos Sąjungos valstybėje narėje, Šiaurės Atlanto sutarties organizacijos valstybėje narėje ar trečiojoje šalyje, pasirašiusioje PĮ 29 straipsnio 4 dalyje nurodytus tarptautinius susitarimus.</w:t>
       </w:r>
       <w:commentRangeEnd w:id="6"/>
       <w:r>
